--- a/frontend/word-documents/5 ERROR HANDLING AND RESILENCE.docx
+++ b/frontend/word-documents/5 ERROR HANDLING AND RESILENCE.docx
@@ -87,7 +87,7 @@
     <w:p>
       <w:r>
         <w:pict w14:anchorId="6270F566">
-          <v:rect id="_x0000_i1043" style="width:0;height:1.5pt" o:hralign="center" o:hrstd="t" o:hr="t" fillcolor="#a0a0a0" stroked="f"/>
+          <v:rect id="_x0000_i1025" style="width:0;height:1.5pt" o:hralign="center" o:hrstd="t" o:hr="t" fillcolor="#a0a0a0" stroked="f"/>
         </w:pict>
       </w:r>
     </w:p>
@@ -539,7 +539,7 @@
     <w:p>
       <w:r>
         <w:pict w14:anchorId="22833FEB">
-          <v:rect id="_x0000_i1044" style="width:0;height:1.5pt" o:hralign="center" o:hrstd="t" o:hr="t" fillcolor="#a0a0a0" stroked="f"/>
+          <v:rect id="_x0000_i1026" style="width:0;height:1.5pt" o:hralign="center" o:hrstd="t" o:hr="t" fillcolor="#a0a0a0" stroked="f"/>
         </w:pict>
       </w:r>
     </w:p>
@@ -587,6 +587,10 @@
         </w:numPr>
       </w:pPr>
       <w:r>
+        <w:rPr>
+          <w:b/>
+          <w:bCs/>
+        </w:rPr>
         <w:t>message</w:t>
       </w:r>
       <w:r>
@@ -609,6 +613,10 @@
       </w:pPr>
       <w:proofErr w:type="spellStart"/>
       <w:r>
+        <w:rPr>
+          <w:b/>
+          <w:bCs/>
+        </w:rPr>
         <w:t>onRetry</w:t>
       </w:r>
       <w:proofErr w:type="spellEnd"/>
@@ -626,7 +634,7 @@
     <w:p>
       <w:r>
         <w:pict w14:anchorId="2037E97F">
-          <v:rect id="_x0000_i1045" style="width:0;height:1.5pt" o:hralign="center" o:hrstd="t" o:hr="t" fillcolor="#a0a0a0" stroked="f"/>
+          <v:rect id="_x0000_i1027" style="width:0;height:1.5pt" o:hralign="center" o:hrstd="t" o:hr="t" fillcolor="#a0a0a0" stroked="f"/>
         </w:pict>
       </w:r>
     </w:p>
@@ -1775,6 +1783,7 @@
   <w:style w:type="character" w:default="1" w:styleId="DefaultParagraphFont">
     <w:name w:val="Default Paragraph Font"/>
     <w:uiPriority w:val="1"/>
+    <w:semiHidden/>
     <w:unhideWhenUsed/>
   </w:style>
   <w:style w:type="table" w:default="1" w:styleId="TableNormal">
